--- a/docs/Oros - CKM Data Readiness - Device Data Model and Readiness Extension.docx
+++ b/docs/Oros - CKM Data Readiness - Device Data Model and Readiness Extension.docx
@@ -3326,7 +3326,7 @@
         <w:t xml:space="preserve">Reduced EHR dependency. </w:t>
       </w:r>
       <w:r>
-        <w:t xml:space="preserve">In settings where EHR data is fragmented or delayed, device data provides a more reliable real-time signal for clinical risk detection.</w:t>
+        <w:t xml:space="preserve">In settings where EHR data is fragmented or delayed, device data provides a more current operational signal for clinical risk detection.</w:t>
       </w:r>
     </w:p>
     <w:p>
